--- a/docs/beginner-guides/chapters/22 Nexora workflow designer and runtime.docx
+++ b/docs/beginner-guides/chapters/22 Nexora workflow designer and runtime.docx
@@ -22,7 +22,7 @@
     <w:p>
       <w:pPr/>
       <w:r>
-        <w:t>Source snapshot 13 October 2026 at 17:12 UTC</w:t>
+        <w:t>Source snapshot 14 October 2026 at 06:41 UTC</w:t>
       </w:r>
     </w:p>
     <w:p>
@@ -330,7 +330,7 @@
               <w:pStyle w:val="TableBody"/>
             </w:pPr>
             <w:r>
-              <w:t>S0564 WorkflowModule.cs</w:t>
+              <w:t>S0565 WorkflowModule.cs</w:t>
             </w:r>
           </w:p>
         </w:tc>
@@ -395,7 +395,7 @@
               <w:pStyle w:val="TableBody"/>
             </w:pPr>
             <w:r>
-              <w:t>S0563 WorkflowModels.cs</w:t>
+              <w:t>S0564 WorkflowModels.cs</w:t>
             </w:r>
           </w:p>
         </w:tc>
@@ -458,7 +458,7 @@
         <w:rPr>
           <w:b/>
         </w:rPr>
-        <w:t>Server S0564</w:t>
+        <w:t>Server S0565</w:t>
       </w:r>
     </w:p>
     <w:p>
@@ -481,7 +481,7 @@
         <w:rPr>
           <w:b/>
         </w:rPr>
-        <w:t>Data S0563</w:t>
+        <w:t>Data S0564</w:t>
       </w:r>
     </w:p>
     <w:p>
@@ -638,7 +638,7 @@
         <w:keepNext/>
       </w:pPr>
       <w:r>
-        <w:t>Source reference S0564 backend/src/Modules/Nexora.Modules.Workflow/WorkflowModule.cs</w:t>
+        <w:t>Source reference S0565 backend/src/Modules/Nexora.Modules.Workflow/WorkflowModule.cs</w:t>
       </w:r>
     </w:p>
     <w:p>
@@ -673,7 +673,7 @@
         <w:keepNext/>
       </w:pPr>
       <w:r>
-        <w:t>Source reference S0563 backend/src/Modules/Nexora.Modules.Workflow/WorkflowModels.cs</w:t>
+        <w:t>Source reference S0564 backend/src/Modules/Nexora.Modules.Workflow/WorkflowModels.cs</w:t>
       </w:r>
     </w:p>
     <w:p>
